--- a/Website/static/downloads/showcase/features/word-comparison/comparisonreportworkflow.target.docx
+++ b/Website/static/downloads/showcase/features/word-comparison/comparisonreportworkflow.target.docx
@@ -218,8 +218,8 @@
       </w:r>
     </w:p>
     <w:sectPr>
-      <w:headerReference w:type="default" r:id="R1f1c5da542f74994"/>
-      <w:footerReference w:type="default" r:id="R25f4e5dd44484315"/>
+      <w:headerReference w:type="default" r:id="Rfeb29fa87a27447e"/>
+      <w:footerReference w:type="default" r:id="R72cd0c9b91fa432f"/>
       <w:pgSz w:w="12240" w:h="15840" w:code="1"/>
       <w:pgMar w:top="1440" w:right="1440" w:bottom="1440" w:left="1440" w:header="720" w:footer="720" w:gutter="0"/>
     </w:sectPr>
@@ -229,7 +229,7 @@
 
 <file path=word/comments.xml><?xml version="1.0" encoding="utf-8"?>
 <w:comments xmlns:w="http://schemas.openxmlformats.org/wordprocessingml/2006/main">
-  <w:comment w:initials="LR" w:author="Legal Reviewer" w:date="2026-09-07T13:40:02.9057743+02:00" w:id="1">
+  <w:comment w:initials="LR" w:author="Legal Reviewer" w:date="2026-10-12T04:32:32.677692+02:00" w:id="1">
     <w:p xmlns:w14="http://schemas.microsoft.com/office/word/2010/wordml">
       <w:r>
         <w:t>Approved for the premium contract.</w:t>
